--- a/astro-pi/mission-zero-sensor.docx
+++ b/astro-pi/mission-zero-sensor.docx
@@ -504,13 +504,13 @@
           <w:szCs w:val="40"/>
         </w:rPr>
         <w:drawing>
-          <wp:anchor distT="0" distB="0" distL="114300" distR="114300" simplePos="0" relativeHeight="251665408" behindDoc="1" locked="0" layoutInCell="1" allowOverlap="1" wp14:anchorId="2345010C" wp14:editId="5C0C4068">
+          <wp:anchor distT="0" distB="0" distL="114300" distR="114300" simplePos="0" relativeHeight="251665408" behindDoc="1" locked="0" layoutInCell="1" allowOverlap="1" wp14:anchorId="2345010C" wp14:editId="2664F952">
             <wp:simplePos x="0" y="0"/>
             <wp:positionH relativeFrom="column">
               <wp:posOffset>4800600</wp:posOffset>
             </wp:positionH>
             <wp:positionV relativeFrom="paragraph">
-              <wp:posOffset>73660</wp:posOffset>
+              <wp:posOffset>187960</wp:posOffset>
             </wp:positionV>
             <wp:extent cx="1714500" cy="1714500"/>
             <wp:effectExtent l="0" t="0" r="0" b="0"/>
@@ -894,82 +894,6 @@
         </w:rPr>
         <w:t xml:space="preserve"> your image</w:t>
       </w:r>
-      <w:r>
-        <w:rPr>
-          <w:rFonts w:asciiTheme="minorHAnsi" w:eastAsiaTheme="minorHAnsi" w:hAnsiTheme="minorHAnsi" w:cstheme="minorHAnsi"/>
-          <w:sz w:val="40"/>
-          <w:szCs w:val="40"/>
-        </w:rPr>
-        <w:t xml:space="preserve"> </w:t>
-      </w:r>
-      <w:r>
-        <w:rPr>
-          <w:rFonts w:asciiTheme="minorHAnsi" w:eastAsiaTheme="minorHAnsi" w:hAnsiTheme="minorHAnsi" w:cstheme="minorHAnsi"/>
-          <w:sz w:val="40"/>
-          <w:szCs w:val="40"/>
-        </w:rPr>
-        <w:t xml:space="preserve">– </w:t>
-      </w:r>
-      <w:r>
-        <w:rPr>
-          <w:rFonts w:asciiTheme="minorHAnsi" w:eastAsiaTheme="minorHAnsi" w:hAnsiTheme="minorHAnsi" w:cstheme="minorHAnsi"/>
-          <w:sz w:val="40"/>
-          <w:szCs w:val="40"/>
-        </w:rPr>
-        <w:t xml:space="preserve">you </w:t>
-      </w:r>
-      <w:r>
-        <w:rPr>
-          <w:rFonts w:asciiTheme="minorHAnsi" w:eastAsiaTheme="minorHAnsi" w:hAnsiTheme="minorHAnsi" w:cstheme="minorHAnsi"/>
-          <w:sz w:val="40"/>
-          <w:szCs w:val="40"/>
-        </w:rPr>
-        <w:t>can</w:t>
-      </w:r>
-      <w:r>
-        <w:rPr>
-          <w:rFonts w:asciiTheme="minorHAnsi" w:eastAsiaTheme="minorHAnsi" w:hAnsiTheme="minorHAnsi" w:cstheme="minorHAnsi"/>
-          <w:sz w:val="40"/>
-          <w:szCs w:val="40"/>
-        </w:rPr>
-        <w:t xml:space="preserve"> </w:t>
-      </w:r>
-      <w:r>
-        <w:rPr>
-          <w:rFonts w:asciiTheme="minorHAnsi" w:eastAsiaTheme="minorHAnsi" w:hAnsiTheme="minorHAnsi" w:cstheme="minorHAnsi"/>
-          <w:b/>
-          <w:bCs/>
-          <w:sz w:val="40"/>
-          <w:szCs w:val="40"/>
-        </w:rPr>
-        <w:t>edit</w:t>
-      </w:r>
-      <w:r>
-        <w:rPr>
-          <w:rFonts w:asciiTheme="minorHAnsi" w:eastAsiaTheme="minorHAnsi" w:hAnsiTheme="minorHAnsi" w:cstheme="minorHAnsi"/>
-          <w:b/>
-          <w:bCs/>
-          <w:sz w:val="40"/>
-          <w:szCs w:val="40"/>
-        </w:rPr>
-        <w:t xml:space="preserve"> </w:t>
-      </w:r>
-      <w:r>
-        <w:rPr>
-          <w:rFonts w:asciiTheme="minorHAnsi" w:eastAsiaTheme="minorHAnsi" w:hAnsiTheme="minorHAnsi" w:cstheme="minorHAnsi"/>
-          <w:sz w:val="40"/>
-          <w:szCs w:val="40"/>
-        </w:rPr>
-        <w:t>it if you like</w:t>
-      </w:r>
-      <w:r>
-        <w:rPr>
-          <w:rFonts w:asciiTheme="minorHAnsi" w:eastAsiaTheme="minorHAnsi" w:hAnsiTheme="minorHAnsi" w:cstheme="minorHAnsi"/>
-          <w:sz w:val="40"/>
-          <w:szCs w:val="40"/>
-        </w:rPr>
-        <w:t>.</w:t>
-      </w:r>
     </w:p>
     <w:p>
       <w:pPr>
@@ -1216,62 +1140,7 @@
           <w:szCs w:val="40"/>
           <w:lang w:eastAsia="en-GB"/>
         </w:rPr>
-        <w:t xml:space="preserve">Your mission is to </w:t>
-      </w:r>
-      <w:r>
-        <w:rPr>
-          <w:rFonts w:ascii="Calibri" w:hAnsi="Calibri" w:cs="Calibri"/>
-          <w:i/>
-          <w:iCs/>
-          <w:sz w:val="40"/>
-          <w:szCs w:val="40"/>
-          <w:lang w:eastAsia="en-GB"/>
-        </w:rPr>
-        <w:t>animate</w:t>
-      </w:r>
-      <w:r>
-        <w:rPr>
-          <w:rFonts w:ascii="Calibri" w:hAnsi="Calibri" w:cs="Calibri"/>
-          <w:i/>
-          <w:iCs/>
-          <w:sz w:val="40"/>
-          <w:szCs w:val="40"/>
-          <w:lang w:eastAsia="en-GB"/>
-        </w:rPr>
-        <w:t xml:space="preserve"> your image</w:t>
-      </w:r>
-      <w:r>
-        <w:rPr>
-          <w:rFonts w:ascii="Calibri" w:hAnsi="Calibri" w:cs="Calibri"/>
-          <w:i/>
-          <w:iCs/>
-          <w:sz w:val="40"/>
-          <w:szCs w:val="40"/>
-          <w:lang w:eastAsia="en-GB"/>
-        </w:rPr>
-        <w:t>s</w:t>
-      </w:r>
-      <w:r>
-        <w:rPr>
-          <w:rFonts w:ascii="Calibri" w:hAnsi="Calibri" w:cs="Calibri"/>
-          <w:i/>
-          <w:iCs/>
-          <w:sz w:val="40"/>
-          <w:szCs w:val="40"/>
-          <w:lang w:eastAsia="en-GB"/>
-        </w:rPr>
-        <w:t xml:space="preserve"> </w:t>
-      </w:r>
-      <w:r>
-        <w:rPr>
-          <w:rFonts w:ascii="Calibri" w:hAnsi="Calibri" w:cs="Calibri"/>
-          <w:i/>
-          <w:iCs/>
-          <w:sz w:val="40"/>
-          <w:szCs w:val="40"/>
-          <w:lang w:eastAsia="en-GB"/>
-        </w:rPr>
-        <w:t>in Scratch.</w:t>
+        <w:t>Your mission is to animate your images in Scratch.</w:t>
       </w:r>
     </w:p>
     <w:p>
@@ -1788,7 +1657,15 @@
           <w:sz w:val="40"/>
           <w:szCs w:val="40"/>
         </w:rPr>
-        <w:t>Mak</w:t>
+        <w:t>Make a Variable</w:t>
+      </w:r>
+      <w:r>
+        <w:rPr>
+          <w:rFonts w:ascii="Calibri" w:eastAsiaTheme="minorHAnsi" w:hAnsi="Calibri" w:cs="Calibri"/>
+          <w:sz w:val="40"/>
+          <w:szCs w:val="40"/>
+        </w:rPr>
+        <w:t xml:space="preserve"> called </w:t>
       </w:r>
       <w:r>
         <w:rPr>
@@ -1798,54 +1675,6 @@
           <w:sz w:val="40"/>
           <w:szCs w:val="40"/>
         </w:rPr>
-        <w:t xml:space="preserve">e </w:t>
-      </w:r>
-      <w:r>
-        <w:rPr>
-          <w:rFonts w:ascii="Calibri" w:eastAsiaTheme="minorHAnsi" w:hAnsi="Calibri" w:cs="Calibri"/>
-          <w:b/>
-          <w:bCs/>
-          <w:sz w:val="40"/>
-          <w:szCs w:val="40"/>
-        </w:rPr>
-        <w:t xml:space="preserve">a </w:t>
-      </w:r>
-      <w:r>
-        <w:rPr>
-          <w:rFonts w:ascii="Calibri" w:eastAsiaTheme="minorHAnsi" w:hAnsi="Calibri" w:cs="Calibri"/>
-          <w:b/>
-          <w:bCs/>
-          <w:sz w:val="40"/>
-          <w:szCs w:val="40"/>
-        </w:rPr>
-        <w:t>V</w:t>
-      </w:r>
-      <w:r>
-        <w:rPr>
-          <w:rFonts w:ascii="Calibri" w:eastAsiaTheme="minorHAnsi" w:hAnsi="Calibri" w:cs="Calibri"/>
-          <w:b/>
-          <w:bCs/>
-          <w:sz w:val="40"/>
-          <w:szCs w:val="40"/>
-        </w:rPr>
-        <w:t>ariable</w:t>
-      </w:r>
-      <w:r>
-        <w:rPr>
-          <w:rFonts w:ascii="Calibri" w:eastAsiaTheme="minorHAnsi" w:hAnsi="Calibri" w:cs="Calibri"/>
-          <w:sz w:val="40"/>
-          <w:szCs w:val="40"/>
-        </w:rPr>
-        <w:t xml:space="preserve"> called </w:t>
-      </w:r>
-      <w:r>
-        <w:rPr>
-          <w:rFonts w:ascii="Calibri" w:eastAsiaTheme="minorHAnsi" w:hAnsi="Calibri" w:cs="Calibri"/>
-          <w:b/>
-          <w:bCs/>
-          <w:sz w:val="40"/>
-          <w:szCs w:val="40"/>
-        </w:rPr>
         <w:t>sensor</w:t>
       </w:r>
       <w:r>
@@ -1870,15 +1699,7 @@
           <w:sz w:val="40"/>
           <w:szCs w:val="40"/>
         </w:rPr>
-        <w:t xml:space="preserve">for </w:t>
-      </w:r>
-      <w:r>
-        <w:rPr>
-          <w:rFonts w:ascii="Calibri" w:eastAsiaTheme="minorHAnsi" w:hAnsi="Calibri" w:cs="Calibri"/>
-          <w:sz w:val="40"/>
-          <w:szCs w:val="40"/>
-        </w:rPr>
-        <w:t>all sprites</w:t>
+        <w:t>for all sprites</w:t>
       </w:r>
       <w:r>
         <w:rPr>
